--- a/невирусбаблес/23НФПО Кириллов, Веденяпин, Мосман/Базы данных/Практическая работа №1 БД Кириллов.docx
+++ b/невирусбаблес/23НФПО Кириллов, Веденяпин, Мосман/Базы данных/Практическая работа №1 БД Кириллов.docx
@@ -798,9 +798,13 @@
           <w:szCs w:val="28"/>
           <w:lang w:eastAsia="ru-RU"/>
         </w:rPr>
-        <w:t>Выполнил</w:t>
-      </w:r>
-      <w:r>
+        <w:t>Выполнил:</w:t>
+      </w:r>
+    </w:p>
+    <w:p>
+      <w:pPr>
+        <w:spacing w:after="0" w:line="240" w:lineRule="auto"/>
+        <w:ind w:firstLine="6804"/>
         <w:rPr>
           <w:rFonts w:ascii="Times New Roman" w:eastAsia="Times New Roman" w:hAnsi="Times New Roman" w:cs="Times New Roman"/>
           <w:bCs/>
@@ -810,8 +814,8 @@
           <w:szCs w:val="28"/>
           <w:lang w:eastAsia="ru-RU"/>
         </w:rPr>
-        <w:t>и</w:t>
-      </w:r>
+      </w:pPr>
+      <w:proofErr w:type="spellStart"/>
       <w:r>
         <w:rPr>
           <w:rFonts w:ascii="Times New Roman" w:eastAsia="Times New Roman" w:hAnsi="Times New Roman" w:cs="Times New Roman"/>
@@ -822,35 +826,9 @@
           <w:szCs w:val="28"/>
           <w:lang w:eastAsia="ru-RU"/>
         </w:rPr>
-        <w:t>:</w:t>
-      </w:r>
-    </w:p>
-    <w:p>
-      <w:pPr>
-        <w:spacing w:after="0" w:line="240" w:lineRule="auto"/>
-        <w:ind w:firstLine="6804"/>
-        <w:rPr>
-          <w:rFonts w:ascii="Times New Roman" w:eastAsia="Times New Roman" w:hAnsi="Times New Roman" w:cs="Times New Roman"/>
-          <w:bCs/>
-          <w:iCs/>
-          <w:color w:val="000000"/>
-          <w:sz w:val="28"/>
-          <w:szCs w:val="28"/>
-          <w:lang w:eastAsia="ru-RU"/>
-        </w:rPr>
-      </w:pPr>
-      <w:r>
-        <w:rPr>
-          <w:rFonts w:ascii="Times New Roman" w:eastAsia="Times New Roman" w:hAnsi="Times New Roman" w:cs="Times New Roman"/>
-          <w:bCs/>
-          <w:iCs/>
-          <w:color w:val="000000"/>
-          <w:sz w:val="28"/>
-          <w:szCs w:val="28"/>
-          <w:lang w:eastAsia="ru-RU"/>
-        </w:rPr>
-        <w:t>ст.</w:t>
-      </w:r>
+        <w:t>ст</w:t>
+      </w:r>
+      <w:proofErr w:type="spellEnd"/>
       <w:r>
         <w:rPr>
           <w:rFonts w:ascii="Times New Roman" w:eastAsia="Times New Roman" w:hAnsi="Times New Roman" w:cs="Times New Roman"/>
@@ -3729,21 +3707,7 @@
           <w:sz w:val="28"/>
           <w:szCs w:val="28"/>
         </w:rPr>
-        <w:t xml:space="preserve"> </w:t>
-      </w:r>
-      <w:r>
-        <w:rPr>
-          <w:sz w:val="28"/>
-          <w:szCs w:val="28"/>
-        </w:rPr>
-        <w:t>Цена</w:t>
-      </w:r>
-      <w:r>
-        <w:rPr>
-          <w:sz w:val="28"/>
-          <w:szCs w:val="28"/>
-        </w:rPr>
-        <w:t>,</w:t>
+        <w:t xml:space="preserve"> Цена,</w:t>
       </w:r>
       <w:r>
         <w:rPr>
@@ -3790,7 +3754,15 @@
           <w:sz w:val="28"/>
           <w:szCs w:val="28"/>
         </w:rPr>
-        <w:t>Продукты_Тех_Характеристика_Названия</w:t>
+        <w:t>Продукты_Тех_Характеристика_</w:t>
+      </w:r>
+      <w:proofErr w:type="gramStart"/>
+      <w:r>
+        <w:rPr>
+          <w:sz w:val="28"/>
+          <w:szCs w:val="28"/>
+        </w:rPr>
+        <w:t>Названия</w:t>
       </w:r>
       <w:proofErr w:type="spellEnd"/>
       <w:r>
@@ -3800,6 +3772,7 @@
         </w:rPr>
         <w:t>(</w:t>
       </w:r>
+      <w:proofErr w:type="gramEnd"/>
       <w:r>
         <w:rPr>
           <w:sz w:val="28"/>
@@ -3889,7 +3862,15 @@
           <w:sz w:val="28"/>
           <w:szCs w:val="28"/>
         </w:rPr>
-        <w:t>Продукты_Тех_Характеристики</w:t>
+        <w:t>Продукты_Тех_</w:t>
+      </w:r>
+      <w:proofErr w:type="gramStart"/>
+      <w:r>
+        <w:rPr>
+          <w:sz w:val="28"/>
+          <w:szCs w:val="28"/>
+        </w:rPr>
+        <w:t>Характеристики</w:t>
       </w:r>
       <w:proofErr w:type="spellEnd"/>
       <w:r>
@@ -3899,6 +3880,7 @@
         </w:rPr>
         <w:t>(</w:t>
       </w:r>
+      <w:proofErr w:type="gramEnd"/>
       <w:r>
         <w:rPr>
           <w:sz w:val="28"/>
@@ -5593,6 +5575,7 @@
         </w:rPr>
         <w:t>FK</w:t>
       </w:r>
+      <w:proofErr w:type="gramStart"/>
       <w:r>
         <w:rPr>
           <w:sz w:val="28"/>
@@ -5615,6 +5598,7 @@
         </w:rPr>
         <w:t>ID</w:t>
       </w:r>
+      <w:proofErr w:type="gramEnd"/>
       <w:r>
         <w:rPr>
           <w:sz w:val="28"/>
@@ -5695,7 +5679,7 @@
           <w:sz w:val="28"/>
           <w:szCs w:val="28"/>
         </w:rPr>
-        <w:t xml:space="preserve"> Д</w:t>
+        <w:t xml:space="preserve"> </w:t>
       </w:r>
       <w:proofErr w:type="spellStart"/>
       <w:r>
@@ -5703,7 +5687,7 @@
           <w:sz w:val="28"/>
           <w:szCs w:val="28"/>
         </w:rPr>
-        <w:t>ата_Оплаты</w:t>
+        <w:t>Дата_Оплаты</w:t>
       </w:r>
       <w:proofErr w:type="spellEnd"/>
       <w:r>
